--- a/Gray Whale paper/Figure and table.docx
+++ b/Gray Whale paper/Figure and table.docx
@@ -16560,77 +16560,7 @@
           <w:sz w:val="22"/>
           <w:szCs w:val="22"/>
         </w:rPr>
-        <w:t xml:space="preserve">: </w:t>
-      </w:r>
-      <w:r>
-        <w:rPr>
-          <w:rFonts w:ascii="Times New Roman" w:hAnsi="Times New Roman" w:cs="Times New Roman"/>
-          <w:b/>
-          <w:bCs/>
-          <w:sz w:val="22"/>
-          <w:szCs w:val="22"/>
-        </w:rPr>
-        <w:t>H</w:t>
-      </w:r>
-      <w:r>
-        <w:rPr>
-          <w:rFonts w:ascii="Times New Roman" w:hAnsi="Times New Roman" w:cs="Times New Roman"/>
-          <w:b/>
-          <w:bCs/>
-          <w:sz w:val="22"/>
-          <w:szCs w:val="22"/>
-        </w:rPr>
-        <w:t xml:space="preserve">ormone concentrations </w:t>
-      </w:r>
-      <w:r>
-        <w:rPr>
-          <w:rFonts w:ascii="Times New Roman" w:hAnsi="Times New Roman" w:cs="Times New Roman"/>
-          <w:b/>
-          <w:bCs/>
-          <w:sz w:val="22"/>
-          <w:szCs w:val="22"/>
-        </w:rPr>
-        <w:t xml:space="preserve">(ng/g) </w:t>
-      </w:r>
-      <w:r>
-        <w:rPr>
-          <w:rFonts w:ascii="Times New Roman" w:hAnsi="Times New Roman" w:cs="Times New Roman"/>
-          <w:b/>
-          <w:bCs/>
-          <w:sz w:val="22"/>
-          <w:szCs w:val="22"/>
-        </w:rPr>
-        <w:t xml:space="preserve">and </w:t>
-      </w:r>
-      <w:r>
-        <w:rPr>
-          <w:rFonts w:ascii="Times New Roman" w:hAnsi="Times New Roman" w:cs="Times New Roman"/>
-          <w:b/>
-          <w:bCs/>
-          <w:sz w:val="22"/>
-          <w:szCs w:val="22"/>
-        </w:rPr>
-        <w:t xml:space="preserve">percent </w:t>
-      </w:r>
-      <w:r>
-        <w:rPr>
-          <w:rFonts w:ascii="Times New Roman" w:hAnsi="Times New Roman" w:cs="Times New Roman"/>
-          <w:b/>
-          <w:bCs/>
-          <w:sz w:val="22"/>
-          <w:szCs w:val="22"/>
-        </w:rPr>
-        <w:t>lipid content across blubber depth</w:t>
-      </w:r>
-      <w:r>
-        <w:rPr>
-          <w:rFonts w:ascii="Times New Roman" w:hAnsi="Times New Roman" w:cs="Times New Roman"/>
-          <w:b/>
-          <w:bCs/>
-          <w:sz w:val="22"/>
-          <w:szCs w:val="22"/>
-        </w:rPr>
-        <w:t xml:space="preserve"> for female (n=</w:t>
+        <w:t>: Hormone concentrations (ng/g) and percent lipid content across blubber depth for female (n=</w:t>
       </w:r>
       <w:r>
         <w:rPr>
@@ -16670,17 +16600,7 @@
           <w:sz w:val="22"/>
           <w:szCs w:val="22"/>
         </w:rPr>
-        <w:t>) stranded gray whales</w:t>
-      </w:r>
-      <w:r>
-        <w:rPr>
-          <w:rFonts w:ascii="Times New Roman" w:hAnsi="Times New Roman" w:cs="Times New Roman"/>
-          <w:b/>
-          <w:bCs/>
-          <w:sz w:val="22"/>
-          <w:szCs w:val="22"/>
-        </w:rPr>
-        <w:t xml:space="preserve">. </w:t>
+        <w:t xml:space="preserve">) stranded gray whales. </w:t>
       </w:r>
     </w:p>
     <w:tbl>
@@ -19603,8 +19523,8 @@
       </w:tblPr>
       <w:tblGrid>
         <w:gridCol w:w="1165"/>
-        <w:gridCol w:w="720"/>
-        <w:gridCol w:w="1350"/>
+        <w:gridCol w:w="900"/>
+        <w:gridCol w:w="1170"/>
         <w:gridCol w:w="725"/>
         <w:gridCol w:w="1392"/>
         <w:gridCol w:w="720"/>
@@ -19653,7 +19573,7 @@
         </w:tc>
         <w:tc>
           <w:tcPr>
-            <w:tcW w:w="720" w:type="dxa"/>
+            <w:tcW w:w="900" w:type="dxa"/>
             <w:noWrap/>
             <w:vAlign w:val="center"/>
             <w:hideMark/>
@@ -19686,7 +19606,7 @@
         </w:tc>
         <w:tc>
           <w:tcPr>
-            <w:tcW w:w="1350" w:type="dxa"/>
+            <w:tcW w:w="1170" w:type="dxa"/>
             <w:shd w:val="clear" w:color="000000" w:fill="E8E8E8"/>
             <w:noWrap/>
             <w:vAlign w:val="center"/>
@@ -19988,7 +19908,7 @@
         </w:tc>
         <w:tc>
           <w:tcPr>
-            <w:tcW w:w="720" w:type="dxa"/>
+            <w:tcW w:w="900" w:type="dxa"/>
             <w:noWrap/>
             <w:vAlign w:val="center"/>
             <w:hideMark/>
@@ -20017,7 +19937,7 @@
         </w:tc>
         <w:tc>
           <w:tcPr>
-            <w:tcW w:w="1350" w:type="dxa"/>
+            <w:tcW w:w="1170" w:type="dxa"/>
             <w:shd w:val="clear" w:color="000000" w:fill="E8E8E8"/>
             <w:noWrap/>
             <w:vAlign w:val="center"/>
@@ -20287,7 +20207,7 @@
         </w:tc>
         <w:tc>
           <w:tcPr>
-            <w:tcW w:w="720" w:type="dxa"/>
+            <w:tcW w:w="900" w:type="dxa"/>
             <w:noWrap/>
             <w:vAlign w:val="center"/>
             <w:hideMark/>
@@ -20316,7 +20236,7 @@
         </w:tc>
         <w:tc>
           <w:tcPr>
-            <w:tcW w:w="1350" w:type="dxa"/>
+            <w:tcW w:w="1170" w:type="dxa"/>
             <w:shd w:val="clear" w:color="000000" w:fill="E8E8E8"/>
             <w:noWrap/>
             <w:vAlign w:val="center"/>
@@ -20577,7 +20497,7 @@
         </w:tc>
         <w:tc>
           <w:tcPr>
-            <w:tcW w:w="720" w:type="dxa"/>
+            <w:tcW w:w="900" w:type="dxa"/>
             <w:noWrap/>
             <w:vAlign w:val="center"/>
             <w:hideMark/>
@@ -20596,7 +20516,7 @@
         </w:tc>
         <w:tc>
           <w:tcPr>
-            <w:tcW w:w="1350" w:type="dxa"/>
+            <w:tcW w:w="1170" w:type="dxa"/>
             <w:shd w:val="clear" w:color="000000" w:fill="E8E8E8"/>
             <w:noWrap/>
             <w:vAlign w:val="center"/>
@@ -20857,7 +20777,7 @@
         </w:tc>
         <w:tc>
           <w:tcPr>
-            <w:tcW w:w="720" w:type="dxa"/>
+            <w:tcW w:w="900" w:type="dxa"/>
             <w:noWrap/>
             <w:vAlign w:val="center"/>
             <w:hideMark/>
@@ -20876,7 +20796,7 @@
         </w:tc>
         <w:tc>
           <w:tcPr>
-            <w:tcW w:w="1350" w:type="dxa"/>
+            <w:tcW w:w="1170" w:type="dxa"/>
             <w:noWrap/>
             <w:vAlign w:val="center"/>
             <w:hideMark/>
@@ -21115,7 +21035,7 @@
         </w:tc>
         <w:tc>
           <w:tcPr>
-            <w:tcW w:w="720" w:type="dxa"/>
+            <w:tcW w:w="900" w:type="dxa"/>
             <w:noWrap/>
             <w:vAlign w:val="center"/>
             <w:hideMark/>
@@ -21134,7 +21054,7 @@
         </w:tc>
         <w:tc>
           <w:tcPr>
-            <w:tcW w:w="1350" w:type="dxa"/>
+            <w:tcW w:w="1170" w:type="dxa"/>
             <w:noWrap/>
             <w:vAlign w:val="center"/>
             <w:hideMark/>
@@ -21353,7 +21273,7 @@
         </w:tc>
         <w:tc>
           <w:tcPr>
-            <w:tcW w:w="720" w:type="dxa"/>
+            <w:tcW w:w="900" w:type="dxa"/>
             <w:noWrap/>
             <w:vAlign w:val="center"/>
             <w:hideMark/>
@@ -21372,7 +21292,7 @@
         </w:tc>
         <w:tc>
           <w:tcPr>
-            <w:tcW w:w="1350" w:type="dxa"/>
+            <w:tcW w:w="1170" w:type="dxa"/>
             <w:noWrap/>
             <w:vAlign w:val="center"/>
             <w:hideMark/>
@@ -21569,7 +21489,7 @@
         </w:tc>
         <w:tc>
           <w:tcPr>
-            <w:tcW w:w="720" w:type="dxa"/>
+            <w:tcW w:w="900" w:type="dxa"/>
             <w:noWrap/>
             <w:vAlign w:val="center"/>
             <w:hideMark/>
@@ -21588,7 +21508,7 @@
         </w:tc>
         <w:tc>
           <w:tcPr>
-            <w:tcW w:w="1350" w:type="dxa"/>
+            <w:tcW w:w="1170" w:type="dxa"/>
             <w:noWrap/>
             <w:vAlign w:val="center"/>
             <w:hideMark/>
@@ -21785,7 +21705,7 @@
         </w:tc>
         <w:tc>
           <w:tcPr>
-            <w:tcW w:w="720" w:type="dxa"/>
+            <w:tcW w:w="900" w:type="dxa"/>
             <w:noWrap/>
             <w:vAlign w:val="center"/>
             <w:hideMark/>
@@ -21804,7 +21724,7 @@
         </w:tc>
         <w:tc>
           <w:tcPr>
-            <w:tcW w:w="1350" w:type="dxa"/>
+            <w:tcW w:w="1170" w:type="dxa"/>
             <w:noWrap/>
             <w:vAlign w:val="center"/>
             <w:hideMark/>
@@ -22033,7 +21953,7 @@
           <w14:ligatures w14:val="standardContextual"/>
         </w:rPr>
         <w:drawing>
-          <wp:inline distT="0" distB="0" distL="0" distR="0" wp14:anchorId="6211D90B" wp14:editId="286A3C3C">
+          <wp:inline distT="0" distB="0" distL="0" distR="0" wp14:anchorId="6211D90B" wp14:editId="32B88209">
             <wp:extent cx="5919952" cy="2616606"/>
             <wp:effectExtent l="0" t="0" r="0" b="0"/>
             <wp:docPr id="1132306433" name="Picture 1" descr="A map of the united states and the united states&#10;&#10;AI-generated content may be incorrect."/>
@@ -22546,15 +22466,7 @@
           <w:sz w:val="22"/>
           <w:szCs w:val="22"/>
         </w:rPr>
-        <w:t xml:space="preserve"> are displayed on a logarithmic scale to account for skewed distributions</w:t>
-      </w:r>
-      <w:r>
-        <w:rPr>
-          <w:rFonts w:ascii="Times New Roman" w:eastAsia="Times New Roman" w:hAnsi="Times New Roman" w:cs="Times New Roman"/>
-          <w:sz w:val="22"/>
-          <w:szCs w:val="22"/>
-        </w:rPr>
-        <w:t>.</w:t>
+        <w:t xml:space="preserve"> are displayed on a logarithmic scale to account for skewed distributions.</w:t>
       </w:r>
     </w:p>
     <w:p>
@@ -22686,29 +22598,7 @@
           <w:sz w:val="22"/>
           <w:szCs w:val="22"/>
         </w:rPr>
-        <w:t xml:space="preserve">Figure </w:t>
-      </w:r>
-      <w:r>
-        <w:rPr>
-          <w:rFonts w:ascii="Times New Roman" w:hAnsi="Times New Roman" w:cs="Times New Roman"/>
-          <w:i/>
-          <w:iCs/>
-          <w:color w:val="000000" w:themeColor="text1"/>
-          <w:sz w:val="22"/>
-          <w:szCs w:val="22"/>
-        </w:rPr>
-        <w:t>3</w:t>
-      </w:r>
-      <w:r>
-        <w:rPr>
-          <w:rFonts w:ascii="Times New Roman" w:hAnsi="Times New Roman" w:cs="Times New Roman"/>
-          <w:i/>
-          <w:iCs/>
-          <w:color w:val="000000" w:themeColor="text1"/>
-          <w:sz w:val="22"/>
-          <w:szCs w:val="22"/>
-        </w:rPr>
-        <w:t xml:space="preserve">: </w:t>
+        <w:t xml:space="preserve">Figure 3: </w:t>
       </w:r>
       <w:r>
         <w:rPr>
@@ -22901,25 +22791,7 @@
           <w:sz w:val="22"/>
           <w:szCs w:val="22"/>
         </w:rPr>
-        <w:t xml:space="preserve"> in </w:t>
-      </w:r>
-      <w:r>
-        <w:rPr>
-          <w:rFonts w:ascii="Times New Roman" w:hAnsi="Times New Roman" w:cs="Times New Roman"/>
-          <w:color w:val="000000" w:themeColor="text1"/>
-          <w:sz w:val="22"/>
-          <w:szCs w:val="22"/>
-        </w:rPr>
-        <w:t>G</w:t>
-      </w:r>
-      <w:r>
-        <w:rPr>
-          <w:rFonts w:ascii="Times New Roman" w:hAnsi="Times New Roman" w:cs="Times New Roman"/>
-          <w:color w:val="000000" w:themeColor="text1"/>
-          <w:sz w:val="22"/>
-          <w:szCs w:val="22"/>
-        </w:rPr>
-        <w:t>ood</w:t>
+        <w:t xml:space="preserve"> in Good</w:t>
       </w:r>
       <w:r>
         <w:rPr>
@@ -22955,25 +22827,7 @@
           <w:sz w:val="22"/>
           <w:szCs w:val="22"/>
         </w:rPr>
-        <w:t xml:space="preserve"> </w:t>
-      </w:r>
-      <w:r>
-        <w:rPr>
-          <w:rFonts w:ascii="Times New Roman" w:hAnsi="Times New Roman" w:cs="Times New Roman"/>
-          <w:color w:val="000000" w:themeColor="text1"/>
-          <w:sz w:val="22"/>
-          <w:szCs w:val="22"/>
-        </w:rPr>
-        <w:t>F</w:t>
-      </w:r>
-      <w:r>
-        <w:rPr>
-          <w:rFonts w:ascii="Times New Roman" w:hAnsi="Times New Roman" w:cs="Times New Roman"/>
-          <w:color w:val="000000" w:themeColor="text1"/>
-          <w:sz w:val="22"/>
-          <w:szCs w:val="22"/>
-        </w:rPr>
-        <w:t xml:space="preserve">air </w:t>
+        <w:t xml:space="preserve"> Fair </w:t>
       </w:r>
       <w:r>
         <w:rPr>
@@ -23046,8 +22900,8 @@
         </w:rPr>
         <w:lastRenderedPageBreak/>
         <w:drawing>
-          <wp:inline distT="0" distB="0" distL="0" distR="0" wp14:anchorId="3AC83B1F" wp14:editId="62A0C221">
-            <wp:extent cx="6899564" cy="3449782"/>
+          <wp:inline distT="0" distB="0" distL="0" distR="0" wp14:anchorId="3AC83B1F" wp14:editId="6119E911">
+            <wp:extent cx="8719127" cy="4359564"/>
             <wp:effectExtent l="0" t="0" r="0" b="0"/>
             <wp:docPr id="466497058" name="Picture 1"/>
             <wp:cNvGraphicFramePr>
@@ -23075,7 +22929,7 @@
                   <pic:spPr>
                     <a:xfrm>
                       <a:off x="0" y="0"/>
-                      <a:ext cx="7011799" cy="3505900"/>
+                      <a:ext cx="8898275" cy="4449138"/>
                     </a:xfrm>
                     <a:prstGeom prst="rect">
                       <a:avLst/>
